--- a/example_articles/countries/Poland/2.countries_Poland_New_York_Times.docx
+++ b/example_articles/countries/Poland/2.countries_Poland_New_York_Times.docx
@@ -27,17 +27,17 @@
     </w:p>
     <w:p>
       <w:r>
-        <w:t>Source File: NYT/51.DOCX</w:t>
+        <w:t>Source file: NYT/51.DOCX</w:t>
       </w:r>
     </w:p>
     <w:p>
       <w:r>
-        <w:t>Raw locations result: ['Poland']</w:t>
+        <w:t>Raw locations result, 'locations': ['Poland']</w:t>
       </w:r>
     </w:p>
     <w:p>
       <w:r>
-        <w:t>countries_stand_flat (Standardized): Poland</w:t>
+        <w:t>Standardized locations result, 'countries_stand_flat': Poland</w:t>
       </w:r>
     </w:p>
     <w:p>

--- a/example_articles/countries/Poland/2.countries_Poland_New_York_Times.docx
+++ b/example_articles/countries/Poland/2.countries_Poland_New_York_Times.docx
@@ -7,7 +7,7 @@
         <w:pStyle w:val="Heading1"/>
       </w:pPr>
       <w:r>
-        <w:t>A Parent Representative Feels His Way</w:t>
+        <w:t>'Kill It and Leave This Town' Review: Grotesque, Bleak and Endless</w:t>
       </w:r>
     </w:p>
     <w:p>
@@ -17,17 +17,17 @@
     </w:p>
     <w:p>
       <w:r>
-        <w:t>Date: 1990-12-01</w:t>
+        <w:t>Date: 2020-11-26</w:t>
       </w:r>
     </w:p>
     <w:p>
       <w:r>
-        <w:t>Section: Section 1;; Section 1; Page 27; Column 3; Metropolitan Desk; Column 3;; Series</w:t>
+        <w:t>Section: MOVIES</w:t>
       </w:r>
     </w:p>
     <w:p>
       <w:r>
-        <w:t>Source file: NYT/51.DOCX</w:t>
+        <w:t>Source file: NYT/8.DOCX</w:t>
       </w:r>
     </w:p>
     <w:p>
@@ -49,83 +49,29 @@
     </w:p>
     <w:p>
       <w:r>
-        <w:t>On most days, Richard W. Wong can be seen ambling through the waxed hallways of Public School 192 in Harlem with a Mets baseball cap on his head, greeting people in the easy manner of a ward politician, keeping his eyes open for glitches in the flow of the school.</w:t>
+        <w:t>One viewing is enough for this animated feature debut by the Polish director Mariusz Wilczynski.</w:t>
         <w:br/>
-        <w:t>This Cantonese immigrant has suddenly become something of a VIP at P.S. 192 even though he is neither its principal nor a teacher nor any other species of educator. Technically, he is not even a student's parent, just the godfather of a neighbor's three children who attend the school.</w:t>
+        <w:t>It's difficult to describe the Polish artist Mariusz Wilczynski's debut film, "Kill It and Leave This Town," because the animated feature — plotless, gloomy and surreal — is more a direct translation of feelings and sensations than a traditional work of storytelling.</w:t>
         <w:br/>
-        <w:t>"In China," he explains, "your godson is your son."What makes Mr. Wong important at P.S. 192 is that he is part of an experiment in power-sharing known as school-based management that is the center of Chancellor Joseph A. Fernandez's blueprint for overhauling New York City's lackluster schools. As the lone parent representative on a committee that is deciding how P.S. 192 should be run, Mr. Wong is the energetic symbol of an effort to chip away at a deep alienation many parents feel toward the schools. In his new role, the 56-year-old Mr. Wong illustrates both the opportunities awaiting parents in school-based management and the limits of what they may be able to do.</w:t>
+        <w:t>There is truly nothing traditional about "Kill It," in which the filmmaker reflects on his grief, mortality and isolation in his working-class industrial town. The grim film feels excavated from the subconscious: The coarse illustration style, with its frazzled, stray lines, emphasizes the bleakness of the images.</w:t>
         <w:br/>
-        <w:t>Mr. Wong, who is vice president of the largely Hispanic parents association, will be the first to tell inquirers that as someone who never finished high school he cannot help the professionals decide what gets taught, how it gets taught, or how the budget should be arranged to pay for it.</w:t>
+        <w:t>[Video:  Watch on YouTube.]</w:t>
         <w:br/>
-        <w:t>"I don't know much about curriculum because staff knows more about that," he said.</w:t>
+        <w:t>The first third of the film is especially brutal. A child needlessly berated by his mother; flies plucked off flypaper; a dying woman in a hospital bed saying, "I'm all alone here, lonely as an owl," as her son, an analog of the filmmaker, brusquely brushes her off: Wilczynski makes a feast of the obscene, but it is, by nature, hard to digest.</w:t>
         <w:br/>
-        <w:t>His contributions have been more basic, confined to things he knows something about as a man who raised a 28-year-old daughter, and as a godfather.</w:t>
+        <w:t>The film does have the capacity for beauty — scenes of snowfall and rainfall and light streaming from buildings reveal an elegance that he works hard to negate. He'd rather we stare at a nurse carefully maneuvering a frayed thread through a needle to stitch not cloth, but the belly and genitals of an old woman's corpse, while severed heads roll down the streets and humans defecate on the sidewalks.</w:t>
         <w:br/>
-        <w:t>He knows that walking through a doorway used as a toilet by neighborhood vagrants is no way for children to start a school day. He knows that stones may dislodge from a buckling retaining wall and hurt passing children. He can tell when children might be endangered at dismissal time by teachers edging their cars out of the parking lot.</w:t>
+        <w:t xml:space="preserve">Tadeusz Nalepa's surprisingly energetic rock-heavy score, however, is a satisfying companion to the film's swift shifts in scale and perspective. </w:t>
         <w:br/>
-        <w:t>He has mostly been a quiet observer at the steering commiteee meetings, which are held every two weeks, though the other day he spoke up to express pleasure about a daylong conference 60 teachers and a few parents held at a Westchester hotel. But as a man who was a part owner of a Chinese restaurant in Queens for 25 years, he is storing up suggestions about how the school can better order its supplies and reduce its inventories.</w:t>
+        <w:t>After a while, Wilczynski seems to tire of his violent approach, and though the film maintains its dark dreaminess, his images soften, but a sense of listlessness persists that rejects resolution.</w:t>
         <w:br/>
-        <w:t xml:space="preserve"> </w:t>
+        <w:t>Because "Kill It" is more than anything an emotional experience, it feels long and taxing. Wilczynski might consider "Kill It" a success — but I don't want to encounter it again.</w:t>
         <w:br/>
-        <w:t>Where Parents Count</w:t>
+        <w:t>Kill It and Leave This Town</w:t>
         <w:br/>
-        <w:t xml:space="preserve"> Not only is Mr. Wong, who immigrated in 1950, growing more comfortable in talking to the professionals, but there are also glimmers that the very fact of his seat on the decision-making committee is prompting rank-and-file parents to take part in the life of the school.</w:t>
+        <w:t>Not rated. In Polish, with subtitles. Running time: 1 hour 28 minutes. Watch through virtual cinemas.</w:t>
         <w:br/>
-        <w:t>Monica Tavarez, a parents leader, points out the November parents meeting was attended by 101 parents, 50 percent more than last year. There are 20 regular volunteers in the kindergarten library, where parents sign out books to read at home to their young children.</w:t>
-        <w:br/>
-        <w:t>"Our opinion counts," she said. "I feel the school has been reborn."</w:t>
-        <w:br/>
-        <w:t>Citywide parent advocates lament that the limited role Mr. Wong has taken so far is typical in the 94 schools that have volunteered to try school-based management in its start-up year. They continue to endorse the experiment in theory, sharing Mr. Fernandez's stated hope that parents immersed in their children's schooling will goad them toward improved achievement.</w:t>
-        <w:br/>
-        <w:t>But the advocates complain that at most schools parent members have been relegated to token positions on governing committees dominated by teachers. The 13 members of P.S. 192's steering committee include the principal, 7 teachers, 4 other school workers and Mr. Wong.</w:t>
-        <w:br/>
-        <w:t>"It's hard for parents to be taken seriously and to take this seriously when their role seems at the outset to be diminished," said Jan Atwell, president of United Parent Associations, a coalition of 300 parent groups.</w:t>
-        <w:br/>
-        <w:t xml:space="preserve"> </w:t>
-        <w:br/>
-        <w:t>Need for Training</w:t>
-        <w:br/>
-        <w:t xml:space="preserve"> She faults Mr. Fernandez for not giving parents the training they need in educational policy and in the assertiveness that would embolden them to take on the professionals.</w:t>
-        <w:br/>
-        <w:t>"It's very intimidating to be in a room with professionals where they are talking in jargon and feel like a contributing member," she said. "It is incumbent on other members to stop and explain things. Anything can be explained if you take time."</w:t>
-        <w:br/>
-        <w:t>But Vincent Gaglione, the school's delegate from the United Federation of Teachers, shrugs off some of this criticism. He points out that steering committee decisions are made not by majority vote, but by consensus and that one dissenting parent voice can be as strong as that of several educators.</w:t>
-        <w:br/>
-        <w:t>"All they have to do is say, 'I can't live with this,' " he said.</w:t>
-        <w:br/>
-        <w:t>Moreover, he points out, in the uncharted territory of school-based management, Mr. Wong is often no more perplexed than the teachers.</w:t>
-        <w:br/>
-        <w:t>P.S. 192 is on West 138th Street near City College in a working-class neighborhood largely populated by immigrants from the Dominican Republic. Parents seem satisfied with their participation so far at P.S. 192 and feel they will grow into a larger role. The school's acting principal, Lydia Silva, says her biggest challenge is not guarding her authority against militant parents, but prodding timorous parents to take part in school life.</w:t>
-        <w:br/>
-        <w:t xml:space="preserve"> </w:t>
-        <w:br/>
-        <w:t>Beyond the Traditional Role</w:t>
-        <w:br/>
-        <w:t xml:space="preserve"> "The traditional role of parents here has been getting kids to school and picking them up," she said. "It has not been governance. Particularly in a Hispanic culture, they leave education to the teacher and the administrator."</w:t>
-        <w:br/>
-        <w:t>Working parents cannot attend committee meetings held at 7:30 A.M.; others have infants to care for. When Ms. Tavarez and Bienvenida Di Paula, president of the parents association, run meetings or chat with the principal, their three toddlers tug for their attention and stir up a fair racket.</w:t>
-        <w:br/>
-        <w:t>Ms. Silva believes that parents do not need graduate degrees to evaluate how good an education their children are getting. Ms. Tavarez, for example, complains that her 6-year-old son, Luis, is not receiving enough English in his bilingual classroom. She knows this is so because she picked up his textbook and saw that most of it was in Spanish.</w:t>
-        <w:br/>
-        <w:t>To spur more parents to take part, Ms. Silva has organized monthly workshops. The first, attended by 180 parents, showed them how to use a Halloween pumpkin to teach children geometric shapes, weight and other mathematical concepts.</w:t>
-        <w:br/>
-        <w:t>The professionals are finding they also need some retuning, particularly in stereotypes they hold about parent roles. Ms. Silva grew up in a home where, her mother has related to her, "I left you at the door and prayed you'd be educated."</w:t>
-        <w:br/>
-        <w:t>Mr. Gaglione said his mother had two views on schooling: "No. 1: Did you have homework? No. 2: Did the teacher yell at you because if she did I'm going to hit you if she didn't."</w:t>
-        <w:br/>
-        <w:t>Indeed, Linda Friedman, the fifth-grade teacher who is chairwoman of the steering committee, believes professionals are responsible for the distance many parents feel. "In the past, schools have said to parents, we know what's best," she said. "Bring in your children and we'll tell you what we'll do with them."</w:t>
-        <w:br/>
-        <w:t>So far, a sense of good will prevails among the parents and the professionals. Mr. Wong, who has a strong affection for the school, has regaled Mr. Gaglione with tales about his days as a soldier in the United States Army and the time in 1958 when he ran into Pvt. Elvis Presley on maneuvers in Germany. He likes to talk about P.S. 192 with the same pride he shows toward his relatives, who now number doctors, dentists, engineers, accountants and at least two teachers.</w:t>
-        <w:br/>
-        <w:t>"We are all one family," Mr. Wong likes to say of P.S. 192.</w:t>
-        <w:br/>
-        <w:br/>
-        <w:t>Graphic</w:t>
-        <w:br/>
-        <w:br/>
-        <w:t xml:space="preserve"> </w:t>
-        <w:br/>
-        <w:t>Photo: Richard W. Wong, center, is participating in school-based management as a parent representative on a committee that is deciding how Public School 192 in Harlem should be run. He met with students this week in the gymnasium of the school at 500 West 138th Street. (Ed Keating for The New York Times)</w:t>
+        <w:t>PHOTO: A scene from "Kill It and Leave This Town," Mariusz Wilczynski's animated feature debut. (PHOTOGRAPH BY Outsider Pictures FOR THE NEW YORK TIMES)</w:t>
       </w:r>
     </w:p>
     <w:sectPr>

--- a/example_articles/countries/Poland/2.countries_Poland_New_York_Times.docx
+++ b/example_articles/countries/Poland/2.countries_Poland_New_York_Times.docx
@@ -7,7 +7,7 @@
         <w:pStyle w:val="Heading1"/>
       </w:pPr>
       <w:r>
-        <w:t>'Kill It and Leave This Town' Review: Grotesque, Bleak and Endless</w:t>
+        <w:t>WALESA IS FEELING THE WEIGHT - AND TEMPTATIONS - OF SUCCESS</w:t>
       </w:r>
     </w:p>
     <w:p>
@@ -17,17 +17,17 @@
     </w:p>
     <w:p>
       <w:r>
-        <w:t>Date: 2020-11-26</w:t>
+        <w:t>Date: 1980-10-26</w:t>
       </w:r>
     </w:p>
     <w:p>
       <w:r>
-        <w:t>Section: MOVIES</w:t>
+        <w:t>Section: Section 4; Page 5, Column 1; Week in Review Desk</w:t>
       </w:r>
     </w:p>
     <w:p>
       <w:r>
-        <w:t>Source file: NYT/8.DOCX</w:t>
+        <w:t>Source file: NYT/50.DOCX</w:t>
       </w:r>
     </w:p>
     <w:p>
@@ -49,29 +49,47 @@
     </w:p>
     <w:p>
       <w:r>
-        <w:t>One viewing is enough for this animated feature debut by the Polish director Mariusz Wilczynski.</w:t>
+        <w:t>A well-known Polish journalist was a bit nonplussed by a recent experience in Gdansk. He interviewed Tadeusz Fiszbach, the powerful local Communist Party secretary, who served him coffee.  Noting apologetically that there was a shortage of sugar throughout Poland, Mr. Fiszbach had none to offer his guest. A few hours later, the journalist went across town to interview Lech Walesa. Mr. Walesa produced coffee - and a heaping bowl of sugar.</w:t>
         <w:br/>
-        <w:t>It's difficult to describe the Polish artist Mariusz Wilczynski's debut film, "Kill It and Leave This Town," because the animated feature — plotless, gloomy and surreal — is more a direct translation of feelings and sensations than a traditional work of storytelling.</w:t>
+        <w:t>There is an indefinable sense in Poland these days that momentum and the capacity to influence events, like sugar, is slipping away from the Government and flowing into the hands of the insurgent labor movement and the man who is its undisputed sovereign.</w:t>
         <w:br/>
-        <w:t>There is truly nothing traditional about "Kill It," in which the filmmaker reflects on his grief, mortality and isolation in his working-class industrial town. The grim film feels excavated from the subconscious: The coarse illustration style, with its frazzled, stray lines, emphasizes the bleakness of the images.</w:t>
+        <w:t>AN-A</w:t>
         <w:br/>
-        <w:t>[Video:  Watch on YouTube.]</w:t>
+        <w:t>Mr. Walesa is one of the country's three most powerful men. The others are Stanislaw Kania, new head of the Polish United Workers' (Communist) Party, and Stefan Cardinal Wyszynski, the wizened and wise protector and avenging angel of the Roman Catholic Church. Both Mr. Kania and the primate have their respective apparatuses, one 36 years old and the other 1,024 years old. Mr. Walesa's organization is only two months old, but he is building it fast.</w:t>
         <w:br/>
-        <w:t>The first third of the film is especially brutal. A child needlessly berated by his mother; flies plucked off flypaper; a dying woman in a hospital bed saying, "I'm all alone here, lonely as an owl," as her son, an analog of the filmmaker, brusquely brushes her off: Wilczynski makes a feast of the obscene, but it is, by nature, hard to digest.</w:t>
+        <w:t>Solidarity, as the labor movement is called, has grown beyond most expectations. The figures are vague but its leaders assert it now encompasses eight million people, or well over half the 13 million workers in the socialized sector.</w:t>
         <w:br/>
-        <w:t>The film does have the capacity for beauty — scenes of snowfall and rainfall and light streaming from buildings reveal an elegance that he works hard to negate. He'd rather we stare at a nurse carefully maneuvering a frayed thread through a needle to stitch not cloth, but the belly and genitals of an old woman's corpse, while severed heads roll down the streets and humans defecate on the sidewalks.</w:t>
+        <w:t>At the same time, Solidarity remains an untrustworthy rebel in the eyes of the beleaguered Government. On Friday a Warsaw court officially registered the organization but only after rewriting its statutes to include a pledge to respect the ''leading role'' of the Communist Party. This stunned the union, which vowed to appeal. Its stalwarts are now looking for a way to prove their muscle and exert some leverage upon the authorities, no longer viewed as potential partners in a reconstructed Poland but as antagonists in the quest for support from the working class.</w:t>
         <w:br/>
-        <w:t xml:space="preserve">Tadeusz Nalepa's surprisingly energetic rock-heavy score, however, is a satisfying companion to the film's swift shifts in scale and perspective. </w:t>
+        <w:t>The struggle is moving into a new, more sophisticated phase in which the union, if it is to succeed, must consolidate its representation on the factory floor and translate its prestige into stark power that can reshape national economic policy and institutions. The degree to which the union measures up the challenge depends, to an uncanny extent, upon the wisdom and instincts of Mr.  Walesa.</w:t>
         <w:br/>
-        <w:t>After a while, Wilczynski seems to tire of his violent approach, and though the film maintains its dark dreaminess, his images soften, but a sense of listlessness persists that rejects resolution.</w:t>
+        <w:t>There are other important leaders. Bogdan Lis is an activist par excellence. Andrzej Gwiazda is a theoretician with a larger vision of a ''humane'' socialism. Anna Walentynowicz is the conscience of the movement. But to millions of Poles, Mr. Walesa is the man who rode in on a white horse and faced down the Government at Gdansk.</w:t>
         <w:br/>
-        <w:t>Because "Kill It" is more than anything an emotional experience, it feels long and taxing. Wilczynski might consider "Kill It" a success — but I don't want to encounter it again.</w:t>
+        <w:t>The labor leader with the drooping mustache and tired brown eyes appears to have accepted his meteoric rise from unemployed electrician and longtime activist to folk hero and international media celebrity. He professes to be uncomfortable at the adulation he receives and indeed, sometimes it makes him cross. ''I am not your master, I am your servant'' is one of his favorite lines. He told reporters during a court recess last week that ''anyone who turns his head when I walk by isn't doing his job.'' His speeches are not rabble-rousing but low-key, anecdotal, highly personal.</w:t>
         <w:br/>
-        <w:t>Kill It and Leave This Town</w:t>
+        <w:t>Though Mr. Walesa eschews demagoguery, traces of it have begun to appear. This is inevitable and perhaps even desirable if the movement is to grow strong. His detractors, of whom there are few, say privately that his stardom has gone to his head. When Solidarity leaders hold a factory rally to bolster support and explain the issues, he is the one who does virtually all the talking. In discussions on strategy among the leaders, he expects his views to prevail.</w:t>
         <w:br/>
-        <w:t>Not rated. In Polish, with subtitles. Running time: 1 hour 28 minutes. Watch through virtual cinemas.</w:t>
+        <w:t>Mr. Walesa is surrounded by the accouterments of power. He often talks of pretty secretaries he has hired. He tells workers that he has moved from a two-room flat to a spacious six-room apartment, that his refrigerator is chockfull of chicken and suckling pig, that his single ill-fitting gray suit has given way to a wardrobe of five suits. Such things, he seems to be saying, are his due but he will go only so far. He mentions continually offers of villas and cars that he claims have come from the authorities to sway him from the path.  The workers identify with his success - in his position they would do just the same - and they do not begrudge him his new life style.  ''He is one of us; he wants what's good for us and we want what's good fo us,'' said a bus driver in Czestochowa last week.</w:t>
         <w:br/>
-        <w:t>PHOTO: A scene from "Kill It and Leave This Town," Mariusz Wilczynski's animated feature debut. (PHOTOGRAPH BY Outsider Pictures FOR THE NEW YORK TIMES)</w:t>
+        <w:t>Lately, Mr. Walesa has been dropping hints that he might not run for the union leadership. He says his health is failing, that his family of six children needs him, that perhaps it is time for an administrator to take over, not an activist. In the great drama, his role as Moses is over. ''I said the gates would be opened and they are,'' he told a crowd last week. ''I wanted to get there even on my knees.'' One has the impression it is Caesar refusing the crown.</w:t>
+        <w:br/>
+        <w:t>Mr. Walesa believes he is a man of destiny. He told a journalist that in weak moments he found offers of luxuries tempting. ''But then I go to church and pray for guidance and I'm able to reject them.'' His wife said ''Leszek has always believed he is destined by God for something big.''</w:t>
+        <w:br/>
+        <w:t>Mr. Walesa's experience comes not from books but from the street lessons of the 1970 and 1976 Polish workers' revolts. He is acutely aware of deficiencies in his education. (He said that a Government communique that had been drawn up for him to read intentionally contained long sentences so that he would stumble.) He has made up for it by hiring brains. His union takes advice from three separate groups of ''experts'' - the church, the intellectuals and the dissident organization called K.O.R.</w:t>
+        <w:br/>
+        <w:t>He is a natural leader, adept at manipulating symbols, like the crucifix that hangs on the wall wherever he goes, able to sway the crowds and to realign his views to correspond with theirs. His leadership abilities may well be tested in the months ahead, because there are signs of a split in the movement between militants and moderates.</w:t>
+        <w:br/>
+        <w:t>Mr. Walesa has come down on the moderate side, seeming to sense just how far and in what way he can push the Government. Last week he argued that a general strike should be used only as a last resort and he visited the gigantic Ursus tractor factory in Warsaw to quell a wildcat strike. Many believe that the church, and especially the Polish primate, with whom he has had private meetings, have played a role in his new attitude.</w:t>
+        <w:br/>
+        <w:t>At the moment, Mr. Walesa so towers over the movement that no one could challenge him. But if he fails to achieve his objectives and show that Solidarity can make a difference in the national life, things could get out of hand, he said last week, and ''someone else will come along.''</w:t>
+        <w:br/>
+        <w:br/>
+        <w:t>Graphic</w:t>
+        <w:br/>
+        <w:br/>
+        <w:t xml:space="preserve"> </w:t>
+        <w:br/>
+        <w:t>Illustrations: photo of Lech Walesa</w:t>
       </w:r>
     </w:p>
     <w:sectPr>
